--- a/Release_Notes.docx
+++ b/Release_Notes.docx
@@ -60,7 +60,7 @@
         </w:numPr>
       </w:pPr>
       <w:r>
-        <w:t xml:space="preserve">Added a filter to the Product field on Product Mix to include Product = Active only.</w:t>
+        <w:t xml:space="preserve">Added a filter to the Product field on Product Mix (Product_Mix__c.Product__c) to require Product2.IsActive = true.</w:t>
       </w:r>
     </w:p>
     <w:p>
@@ -72,7 +72,7 @@
         </w:numPr>
       </w:pPr>
       <w:r>
-        <w:t xml:space="preserve">Deleted the Default Price Book flow — it had hard-coded Price Book IDs and had to be fully deleted to update the related Custom Metadata Type record.</w:t>
+        <w:t xml:space="preserve">Retired the Default Price Book flow by deploying an empty Flow Definition with no active version — it had hard-coded Price Book IDs and needed to be fully deactivated to safely update the Custom Metadata Type record it depended on.</w:t>
       </w:r>
     </w:p>
     <w:p>
@@ -84,7 +84,7 @@
         </w:numPr>
       </w:pPr>
       <w:r>
-        <w:t xml:space="preserve">Deleted the Price Book ID field from the Price Book Selector Custom Metadata Type — IDs should never be hard-coded.</w:t>
+        <w:t xml:space="preserve">Removed the Price Book ID field (Price_Book_ID__c) from the Price Book Selector Custom Metadata Type — IDs should never be hard-coded.</w:t>
       </w:r>
     </w:p>
     <w:p>
@@ -96,7 +96,7 @@
         </w:numPr>
       </w:pPr>
       <w:r>
-        <w:t xml:space="preserve">Added an Opportunity Record Type field to the Price Book Selector Custom Metadata Type as a safer reference than Opportunity Record Type Name, which can be changed.</w:t>
+        <w:t xml:space="preserve">Added the Opportunity Record Type Developer Name field (Opportunity_Record_Type_Developer_Name__c) to the Price Book Selector CMDT as a safer match key than the Record Type Name/Label, which can be changed.</w:t>
       </w:r>
     </w:p>
     <w:p>
@@ -108,7 +108,7 @@
         </w:numPr>
       </w:pPr>
       <w:r>
-        <w:t xml:space="preserve">Deactivated the [OPPORTUNITY]-Spex-LF01-Updated flow — it was unnecessarily setting the Price Book, had no decision logic, hard-coded IDs, referenced Record Type Name instead of Developer Name, and surfaced a custom error message unrelated to the actual error.</w:t>
+        <w:t xml:space="preserve">Deactivated (Status = Obsolete) the [OPPORTUNITY]-Spex-LF01-Updated flow — it was unnecessarily setting the Price Book, had no decision logic, hard-coded IDs, referenced Record Type Name instead of Developer Name, and surfaced a custom error message unrelated to the actual error.</w:t>
       </w:r>
     </w:p>
     <w:p>
@@ -120,7 +120,7 @@
         </w:numPr>
       </w:pPr>
       <w:r>
-        <w:t xml:space="preserve">Created the Opportunity - Create - Set Price Book flow. It sets the Price Book by matching against a Price Book Selector CMDT record. This was built to scale to additional Record Types in the future, but currently only triggers for the Spex Opportunity record type.</w:t>
+        <w:t xml:space="preserve">Created the Opportunity - Create - Set Price Book flow (runs on Opportunity Create, before save). It matches the new Opportunity’s Record Type Developer Name against the Price Book Selector CMDT and sets the Price Book accordingly. Currently only fires for Record Type Developer Name = New_Spex_Opportunity, but was built to scale to additional Record Types by adding more CMDT records.</w:t>
       </w:r>
     </w:p>
     <w:p>
@@ -132,7 +132,7 @@
         </w:numPr>
       </w:pPr>
       <w:r>
-        <w:t xml:space="preserve">Created the Opportunity - Update - Won Spex Opp flow. It creates an Opportunity Line Item from the Product Mix’s Product and the matching Price Book Entry (based on the Opportunity’s Price Book and Currency). Currently only triggers for the Spex Opportunity record type.</w:t>
+        <w:t xml:space="preserve">Created the Opportunity - Update - Won Spex Opp flow (runs on Opportunity Update, after save, only when the record newly meets criteria). When a New_Spex_Opportunity Opportunity is marked Closed Won, it looks up the Opportunity’s Product Mix, finds the matching Price Book Entry (by Product, the Opportunity’s Price Book, and Currency), and creates an Opportunity Line Item. If no Product Mix or no matching Price Book Entry is found, no Opportunity Line Item is created and no error is raised; a fault email is sent to tech@hansonwade.com only if the Line Item creation itself throws an error.</w:t>
       </w:r>
     </w:p>
     <w:p/>
@@ -147,53 +147,27 @@
     <w:p/>
     <w:p>
       <w:r>
-        <w:t xml:space="preserve">To validate the fix, perform the following:</w:t>
-      </w:r>
-    </w:p>
-    <w:p>
-      <w:r>
-        <w:t xml:space="preserve">1. Open a Spex Opportunity (Record Type = Spex Opportunity) that does not yet have a Price Book set.</w:t>
-      </w:r>
-    </w:p>
-    <w:p>
-      <w:r>
-        <w:t xml:space="preserve">2. Add a Product Mix record with an Active Product, and confirm the ‘Exhibitor’ Product Code no longer appears as a selectable option.</w:t>
-      </w:r>
-    </w:p>
-    <w:p>
-      <w:r>
-        <w:t xml:space="preserve">3. Save the Opportunity and confirm the Price Book is automatically set to “Spex Price Book - For Invoicing” (via the Opportunity - Create - Set Price Book flow).</w:t>
-      </w:r>
-    </w:p>
-    <w:p>
-      <w:r>
-        <w:t xml:space="preserve">4. Update the Opportunity Stage to Closed Won and save.</w:t>
-      </w:r>
-    </w:p>
-    <w:p>
-      <w:r>
-        <w:t xml:space="preserve">5. Confirm the save completes without error.</w:t>
-      </w:r>
-    </w:p>
-    <w:p>
-      <w:r>
-        <w:t xml:space="preserve">6. Confirm an Opportunity Line Item is created automatically, using the Product from the Product Mix and the Price Book Entry matching the Opportunity’s Price Book and Currency (via the Opportunity - Update - Won Spex Opp flow).</w:t>
-      </w:r>
-    </w:p>
-    <w:p>
-      <w:r>
-        <w:t xml:space="preserve">7. For an existing open Opportunity that had a Product Mix with Product Code ‘Exhibitor’ prior to this release, confirm it has been updated (via the post-deployment data load) to ‘Exhibition Partner’, and repeat steps 3-6 to confirm it closes successfully with the correct Opportunity Line Item created.</w:t>
-      </w:r>
-    </w:p>
-    <w:p>
-      <w:pPr>
-        <w:pStyle w:val="Heading2"/>
-      </w:pPr>
-      <w:r>
-        <w:t>Post Deployment Items</w:t>
-      </w:r>
-    </w:p>
-    <w:p/>
+        <w:t xml:space="preserve">To validate the fix, run through the following test cases:</w:t>
+      </w:r>
+    </w:p>
+    <w:p>
+      <w:r>
+        <w:rPr>
+          <w:b/>
+        </w:rPr>
+        <w:t xml:space="preserve">Test Case 1 — Happy path — Price Book auto-set and Line Item created</w:t>
+      </w:r>
+    </w:p>
+    <w:p>
+      <w:r>
+        <w:t xml:space="preserve">Setup: Create a new Opportunity with Record Type = New Spex Opportunity (Developer Name New_Spex_Opportunity), as a user who does NOT have ByPassLF__c checked.</w:t>
+      </w:r>
+    </w:p>
+    <w:p>
+      <w:r>
+        <w:t xml:space="preserve">Steps:</w:t>
+      </w:r>
+    </w:p>
     <w:p>
       <w:pPr>
         <w:pStyle w:val="ListParagraph"/>
@@ -203,7 +177,7 @@
         </w:numPr>
       </w:pPr>
       <w:r>
-        <w:t xml:space="preserve">Activate the new flows: Opportunity - Create - Set Price Book and Opportunity - Update - Won Spex Opp.</w:t>
+        <w:t xml:space="preserve">Save the Opportunity and confirm Pricebook2Id is automatically set to “Spex Price Book - For Invoicing” immediately on creation.</w:t>
       </w:r>
     </w:p>
     <w:p>
@@ -215,7 +189,7 @@
         </w:numPr>
       </w:pPr>
       <w:r>
-        <w:t xml:space="preserve">Delete the Default Price Book flow and deactivate the [OPPORTUNITY]-Spex-LF01-Updated flow in the target org, if not already handled by the deployment.</w:t>
+        <w:t xml:space="preserve">Add a Product Mix record related to the Opportunity, selecting an Active Product. Confirm ‘Exhibitor’ does not appear as a selectable option.</w:t>
       </w:r>
     </w:p>
     <w:p>
@@ -227,7 +201,351 @@
         </w:numPr>
       </w:pPr>
       <w:r>
+        <w:t xml:space="preserve">Enter an Amount on the Opportunity.</w:t>
+      </w:r>
+    </w:p>
+    <w:p>
+      <w:pPr>
+        <w:pStyle w:val="ListParagraph"/>
+        <w:numPr>
+          <w:ilvl w:val="0"/>
+          <w:numId w:val="1"/>
+        </w:numPr>
+      </w:pPr>
+      <w:r>
+        <w:t xml:space="preserve">Change Stage to Closed Won and Save.</w:t>
+      </w:r>
+    </w:p>
+    <w:p>
+      <w:r>
+        <w:t xml:space="preserve">Expected Result: Save completes with no errors. An Opportunity Line Item is created with Product2Id = the Product Mix’s Product, PricebookEntryId matching that Product + the Opportunity’s Price Book + Currency, Quantity = 1, and UnitPrice = the Opportunity Amount.</w:t>
+      </w:r>
+    </w:p>
+    <w:p>
+      <w:r>
+        <w:rPr>
+          <w:b/>
+        </w:rPr>
+        <w:t xml:space="preserve">Test Case 2 — No Product Mix — closes without error, no Line Item</w:t>
+      </w:r>
+    </w:p>
+    <w:p>
+      <w:r>
+        <w:t xml:space="preserve">Setup: Same as Test Case 1, but do not add a Product Mix record.</w:t>
+      </w:r>
+    </w:p>
+    <w:p>
+      <w:r>
+        <w:t xml:space="preserve">Steps:</w:t>
+      </w:r>
+    </w:p>
+    <w:p>
+      <w:pPr>
+        <w:pStyle w:val="ListParagraph"/>
+        <w:numPr>
+          <w:ilvl w:val="0"/>
+          <w:numId w:val="1"/>
+        </w:numPr>
+      </w:pPr>
+      <w:r>
+        <w:t xml:space="preserve">Set Stage to Closed Won and Save.</w:t>
+      </w:r>
+    </w:p>
+    <w:p>
+      <w:r>
+        <w:t xml:space="preserve">Expected Result: Save completes with no errors. No Opportunity Line Item is created (the Product Mix lookup finds nothing and the flow exits quietly).</w:t>
+      </w:r>
+    </w:p>
+    <w:p>
+      <w:r>
+        <w:rPr>
+          <w:b/>
+        </w:rPr>
+        <w:t xml:space="preserve">Test Case 3 — Legacy ‘Exhibitor’ Product Mix — fixed after data load</w:t>
+      </w:r>
+    </w:p>
+    <w:p>
+      <w:r>
+        <w:t xml:space="preserve">Setup: Use (or simulate) an open Opportunity from before this release that has a Product Mix record with Product Code ‘Exhibitor’.</w:t>
+      </w:r>
+    </w:p>
+    <w:p>
+      <w:r>
+        <w:t xml:space="preserve">Steps:</w:t>
+      </w:r>
+    </w:p>
+    <w:p>
+      <w:pPr>
+        <w:pStyle w:val="ListParagraph"/>
+        <w:numPr>
+          <w:ilvl w:val="0"/>
+          <w:numId w:val="1"/>
+        </w:numPr>
+      </w:pPr>
+      <w:r>
+        <w:t xml:space="preserve">Run the post-deployment data load to switch that Product Mix’s Product to ‘Exhibition Partner’.</w:t>
+      </w:r>
+    </w:p>
+    <w:p>
+      <w:pPr>
+        <w:pStyle w:val="ListParagraph"/>
+        <w:numPr>
+          <w:ilvl w:val="0"/>
+          <w:numId w:val="1"/>
+        </w:numPr>
+      </w:pPr>
+      <w:r>
+        <w:t xml:space="preserve">Set the Opportunity Stage to Closed Won and Save.</w:t>
+      </w:r>
+    </w:p>
+    <w:p>
+      <w:r>
+        <w:t xml:space="preserve">Expected Result: Save completes with no errors, and an Opportunity Line Item is created correctly, same as Test Case 1.</w:t>
+      </w:r>
+    </w:p>
+    <w:p>
+      <w:r>
+        <w:rPr>
+          <w:b/>
+        </w:rPr>
+        <w:t xml:space="preserve">Test Case 4 — Legacy ‘Exhibitor’ Product Mix — data load skipped (known limitation)</w:t>
+      </w:r>
+    </w:p>
+    <w:p>
+      <w:r>
+        <w:t xml:space="preserve">Setup: Same as Test Case 3, but skip the data load step.</w:t>
+      </w:r>
+    </w:p>
+    <w:p>
+      <w:r>
+        <w:t xml:space="preserve">Steps:</w:t>
+      </w:r>
+    </w:p>
+    <w:p>
+      <w:pPr>
+        <w:pStyle w:val="ListParagraph"/>
+        <w:numPr>
+          <w:ilvl w:val="0"/>
+          <w:numId w:val="1"/>
+        </w:numPr>
+      </w:pPr>
+      <w:r>
+        <w:t xml:space="preserve">Set Stage to Closed Won and Save.</w:t>
+      </w:r>
+    </w:p>
+    <w:p>
+      <w:r>
+        <w:t xml:space="preserve">Expected Result: Save completes with no errors, but no Opportunity Line Item is created — there is no Price Book Entry for the ‘Exhibitor’ product in the Spex Price Book.</w:t>
+      </w:r>
+    </w:p>
+    <w:p>
+      <w:r>
+        <w:rPr>
+          <w:b/>
+        </w:rPr>
+        <w:t xml:space="preserve">Test Case 5 — Bypass user is respected</w:t>
+      </w:r>
+    </w:p>
+    <w:p>
+      <w:r>
+        <w:t xml:space="preserve">Setup: Run as a user with ByPassLF__c = true.</w:t>
+      </w:r>
+    </w:p>
+    <w:p>
+      <w:r>
+        <w:t xml:space="preserve">Steps:</w:t>
+      </w:r>
+    </w:p>
+    <w:p>
+      <w:pPr>
+        <w:pStyle w:val="ListParagraph"/>
+        <w:numPr>
+          <w:ilvl w:val="0"/>
+          <w:numId w:val="1"/>
+        </w:numPr>
+      </w:pPr>
+      <w:r>
+        <w:t xml:space="preserve">Create a New Spex Opportunity.</w:t>
+      </w:r>
+    </w:p>
+    <w:p>
+      <w:pPr>
+        <w:pStyle w:val="ListParagraph"/>
+        <w:numPr>
+          <w:ilvl w:val="0"/>
+          <w:numId w:val="1"/>
+        </w:numPr>
+      </w:pPr>
+      <w:r>
+        <w:t xml:space="preserve">Mark it Closed Won and Save.</w:t>
+      </w:r>
+    </w:p>
+    <w:p>
+      <w:r>
+        <w:t xml:space="preserve">Expected Result: Neither flow fires — the Price Book is not auto-set on create, and no Opportunity Line Item is created on Closed Won.</w:t>
+      </w:r>
+    </w:p>
+    <w:p>
+      <w:r>
+        <w:rPr>
+          <w:b/>
+        </w:rPr>
+        <w:t xml:space="preserve">Test Case 6 — Non-Spex Record Types are unaffected</w:t>
+      </w:r>
+    </w:p>
+    <w:p>
+      <w:r>
+        <w:t xml:space="preserve">Setup: Create an Opportunity with a Record Type other than New Spex Opportunity.</w:t>
+      </w:r>
+    </w:p>
+    <w:p>
+      <w:r>
+        <w:t xml:space="preserve">Steps:</w:t>
+      </w:r>
+    </w:p>
+    <w:p>
+      <w:pPr>
+        <w:pStyle w:val="ListParagraph"/>
+        <w:numPr>
+          <w:ilvl w:val="0"/>
+          <w:numId w:val="1"/>
+        </w:numPr>
+      </w:pPr>
+      <w:r>
+        <w:t xml:space="preserve">Set Stage to Closed Won and Save.</w:t>
+      </w:r>
+    </w:p>
+    <w:p>
+      <w:r>
+        <w:t xml:space="preserve">Expected Result: Neither new flow fires — Price Book is not modified and no Opportunity Line Item is auto-created by this automation.</w:t>
+      </w:r>
+    </w:p>
+    <w:p>
+      <w:r>
+        <w:rPr>
+          <w:b/>
+        </w:rPr>
+        <w:t xml:space="preserve">Test Case 7 — Retired automation no longer runs</w:t>
+      </w:r>
+    </w:p>
+    <w:p>
+      <w:r>
+        <w:t xml:space="preserve">Setup: In Setup, open Flows.</w:t>
+      </w:r>
+    </w:p>
+    <w:p>
+      <w:r>
+        <w:t xml:space="preserve">Steps:</w:t>
+      </w:r>
+    </w:p>
+    <w:p>
+      <w:pPr>
+        <w:pStyle w:val="ListParagraph"/>
+        <w:numPr>
+          <w:ilvl w:val="0"/>
+          <w:numId w:val="1"/>
+        </w:numPr>
+      </w:pPr>
+      <w:r>
+        <w:t xml:space="preserve">Open the [OPPORTUNITY]-Spex-LF01-Updated flow and confirm Status = Obsolete.</w:t>
+      </w:r>
+    </w:p>
+    <w:p>
+      <w:pPr>
+        <w:pStyle w:val="ListParagraph"/>
+        <w:numPr>
+          <w:ilvl w:val="0"/>
+          <w:numId w:val="1"/>
+        </w:numPr>
+      </w:pPr>
+      <w:r>
+        <w:t xml:space="preserve">Open the Default Price Book flow and confirm it has no active version (shows Inactive/no current version).</w:t>
+      </w:r>
+    </w:p>
+    <w:p>
+      <w:pPr>
+        <w:pStyle w:val="ListParagraph"/>
+        <w:numPr>
+          <w:ilvl w:val="0"/>
+          <w:numId w:val="1"/>
+        </w:numPr>
+      </w:pPr>
+      <w:r>
+        <w:t xml:space="preserve">Close a Spex Opportunity and confirm the old custom error message no longer appears.</w:t>
+      </w:r>
+    </w:p>
+    <w:p>
+      <w:r>
+        <w:t xml:space="preserve">Expected Result: Both retired flows are confirmed inactive, and the previously reported error message is gone.</w:t>
+      </w:r>
+    </w:p>
+    <w:p>
+      <w:pPr>
+        <w:pStyle w:val="Heading2"/>
+      </w:pPr>
+      <w:r>
+        <w:t>Post Deployment Items</w:t>
+      </w:r>
+    </w:p>
+    <w:p/>
+    <w:p>
+      <w:pPr>
+        <w:pStyle w:val="ListParagraph"/>
+        <w:numPr>
+          <w:ilvl w:val="0"/>
+          <w:numId w:val="1"/>
+        </w:numPr>
+      </w:pPr>
+      <w:r>
+        <w:t xml:space="preserve">Confirm the Opportunity - Create - Set Price Book and Opportunity - Update - Won Spex Opp flows are Active in the target org (deployed as Active).</w:t>
+      </w:r>
+    </w:p>
+    <w:p>
+      <w:pPr>
+        <w:pStyle w:val="ListParagraph"/>
+        <w:numPr>
+          <w:ilvl w:val="0"/>
+          <w:numId w:val="1"/>
+        </w:numPr>
+      </w:pPr>
+      <w:r>
+        <w:t xml:space="preserve">Confirm the Default Price Book flow has no active version in the target org (deployed via an empty Flow Definition) and that [OPPORTUNITY]-Spex-LF01-Updated shows Status = Obsolete.</w:t>
+      </w:r>
+    </w:p>
+    <w:p>
+      <w:pPr>
+        <w:pStyle w:val="ListParagraph"/>
+        <w:numPr>
+          <w:ilvl w:val="0"/>
+          <w:numId w:val="1"/>
+        </w:numPr>
+      </w:pPr>
+      <w:r>
         <w:t xml:space="preserve">Data load required: for any open Opportunities with a Product Mix record whose Product Code is ‘Exhibitor’, switch the Product Mix to ‘Exhibition Partner’. Without this data load, those Opportunities can still be closed without error, but no Opportunity Line Item will be created.</w:t>
+      </w:r>
+    </w:p>
+    <w:p>
+      <w:pPr>
+        <w:pStyle w:val="ListParagraph"/>
+        <w:numPr>
+          <w:ilvl w:val="0"/>
+          <w:numId w:val="1"/>
+        </w:numPr>
+      </w:pPr>
+      <w:r>
+        <w:t xml:space="preserve">Repo cleanup: unpackaged/main/default/flows/Default_Price_Book.flow-meta.xml is still tracked in source control even though the flow now has no active version in the org. Remove it from the repo (or add a destructive changes entry) so source control matches the org.</w:t>
+      </w:r>
+    </w:p>
+    <w:p>
+      <w:pPr>
+        <w:pStyle w:val="ListParagraph"/>
+        <w:numPr>
+          <w:ilvl w:val="0"/>
+          <w:numId w:val="1"/>
+        </w:numPr>
+      </w:pPr>
+      <w:r>
+        <w:t xml:space="preserve">Decide whether to remove the legacy, label-based Opportunity_Record_Type__c field (and its value and layout placement) on Price_Book_Selector__mdt — it is no longer referenced by any active automation now that Opportunity_Record_Type_Developer_Name__c is used instead.</w:t>
       </w:r>
     </w:p>
     <w:p>
@@ -503,7 +821,7 @@
           </w:tcPr>
           <w:p>
             <w:r>
-              <w:t xml:space="preserve">Added lookup filter to restrict selectable Products on Product Mix to Active only.</w:t>
+              <w:t xml:space="preserve">Added lookup filter requiring Product2.IsActive = true, so inactive products (e.g. the retired ‘Exhibitor’ Product Code) can no longer be selected.</w:t>
             </w:r>
           </w:p>
         </w:tc>
@@ -566,7 +884,7 @@
           </w:tcPr>
           <w:p>
             <w:r>
-              <w:t xml:space="preserve">Deleted</w:t>
+              <w:t xml:space="preserve">Deactivated</w:t>
             </w:r>
           </w:p>
         </w:tc>
@@ -576,7 +894,7 @@
           </w:tcPr>
           <w:p>
             <w:r>
-              <w:t xml:space="preserve">Hard-coded Price Book ID; had to be fully deleted to update the related Price Book Selector CMDT record.</w:t>
+              <w:t xml:space="preserve">Deployed with no active Flow Definition version (see next row). Retired due to hard-coded Price Book ID; source file still present in repo — see Post Deployment Items for cleanup.</w:t>
             </w:r>
           </w:p>
         </w:tc>
@@ -600,7 +918,7 @@
           </w:tcPr>
           <w:p>
             <w:r>
-              <w:t xml:space="preserve">Flow</w:t>
+              <w:t xml:space="preserve">Flow Definition</w:t>
             </w:r>
           </w:p>
         </w:tc>
@@ -620,7 +938,7 @@
           </w:tcPr>
           <w:p>
             <w:r>
-              <w:t xml:space="preserve">OPPORTUNITY_Spex_LF01_Updated</w:t>
+              <w:t xml:space="preserve">Default_Price_Book</w:t>
             </w:r>
           </w:p>
         </w:tc>
@@ -630,7 +948,7 @@
           </w:tcPr>
           <w:p>
             <w:r>
-              <w:t xml:space="preserve">[OPPORTUNITY]-Spex-LF01-Updated</w:t>
+              <w:t xml:space="preserve">Default Price Book</w:t>
             </w:r>
           </w:p>
         </w:tc>
@@ -640,7 +958,7 @@
           </w:tcPr>
           <w:p>
             <w:r>
-              <w:t xml:space="preserve">Deactivated</w:t>
+              <w:t xml:space="preserve">Created</w:t>
             </w:r>
           </w:p>
         </w:tc>
@@ -650,7 +968,7 @@
           </w:tcPr>
           <w:p>
             <w:r>
-              <w:t xml:space="preserve">Unnecessarily set the Price Book, had no decision logic, hard-coded IDs, referenced Record Type Name instead of Developer Name, and surfaced an unrelated custom error message.</w:t>
+              <w:t xml:space="preserve">Empty Flow Definition (no activeVersionNumber) deployed to remove the active version of the Default Price Book flow.</w:t>
             </w:r>
           </w:p>
         </w:tc>
@@ -673,7 +991,7 @@
           </w:tcPr>
           <w:p>
             <w:r>
-              <w:t xml:space="preserve">Custom Metadata Type Field</w:t>
+              <w:t xml:space="preserve">Flow</w:t>
             </w:r>
           </w:p>
         </w:tc>
@@ -683,7 +1001,7 @@
           </w:tcPr>
           <w:p>
             <w:r>
-              <w:t xml:space="preserve">Price_Book_Selector__mdt</w:t>
+              <w:t xml:space="preserve">Opportunity</w:t>
             </w:r>
           </w:p>
         </w:tc>
@@ -693,7 +1011,7 @@
           </w:tcPr>
           <w:p>
             <w:r>
-              <w:t xml:space="preserve">Price_Book_ID__c</w:t>
+              <w:t xml:space="preserve">OPPORTUNITY_Spex_LF01_Updated</w:t>
             </w:r>
           </w:p>
         </w:tc>
@@ -703,7 +1021,7 @@
           </w:tcPr>
           <w:p>
             <w:r>
-              <w:t xml:space="preserve">Price Book ID</w:t>
+              <w:t xml:space="preserve">[OPPORTUNITY]-Spex-LF01-Updated</w:t>
             </w:r>
           </w:p>
         </w:tc>
@@ -713,7 +1031,7 @@
           </w:tcPr>
           <w:p>
             <w:r>
-              <w:t xml:space="preserve">Deleted</w:t>
+              <w:t xml:space="preserve">Deactivated</w:t>
             </w:r>
           </w:p>
         </w:tc>
@@ -723,7 +1041,7 @@
           </w:tcPr>
           <w:p>
             <w:r>
-              <w:t xml:space="preserve">Price Book IDs should never be hard-coded.</w:t>
+              <w:t xml:space="preserve">Status changed from Active to Obsolete. Was unnecessarily setting the Price Book, had no decision logic, hard-coded IDs, referenced Record Type Name instead of Developer Name, and surfaced an unrelated custom error message.</w:t>
             </w:r>
           </w:p>
         </w:tc>
@@ -766,7 +1084,7 @@
           </w:tcPr>
           <w:p>
             <w:r>
-              <w:t xml:space="preserve">TBD - confirm API name</w:t>
+              <w:t xml:space="preserve">Price_Book_ID__c</w:t>
             </w:r>
           </w:p>
         </w:tc>
@@ -776,7 +1094,7 @@
           </w:tcPr>
           <w:p>
             <w:r>
-              <w:t xml:space="preserve">Opportunity Record Type</w:t>
+              <w:t xml:space="preserve">Price Book ID</w:t>
             </w:r>
           </w:p>
         </w:tc>
@@ -786,7 +1104,7 @@
           </w:tcPr>
           <w:p>
             <w:r>
-              <w:t xml:space="preserve">Added</w:t>
+              <w:t xml:space="preserve">Deleted</w:t>
             </w:r>
           </w:p>
         </w:tc>
@@ -796,7 +1114,7 @@
           </w:tcPr>
           <w:p>
             <w:r>
-              <w:t xml:space="preserve">New Record Type reference field added as a safer match key than Opportunity Record Type Name, which can change.</w:t>
+              <w:t xml:space="preserve">Removed — Price Book IDs should never be hard-coded.</w:t>
             </w:r>
           </w:p>
         </w:tc>
@@ -819,7 +1137,7 @@
           </w:tcPr>
           <w:p>
             <w:r>
-              <w:t xml:space="preserve">Flow</w:t>
+              <w:t xml:space="preserve">Custom Metadata Type Field</w:t>
             </w:r>
           </w:p>
         </w:tc>
@@ -829,7 +1147,7 @@
           </w:tcPr>
           <w:p>
             <w:r>
-              <w:t xml:space="preserve">Opportunity</w:t>
+              <w:t xml:space="preserve">Price_Book_Selector__mdt</w:t>
             </w:r>
           </w:p>
         </w:tc>
@@ -839,7 +1157,7 @@
           </w:tcPr>
           <w:p>
             <w:r>
-              <w:t xml:space="preserve">TBD - confirm API name</w:t>
+              <w:t xml:space="preserve">Opportunity_Record_Type_Developer_Name__c</w:t>
             </w:r>
           </w:p>
         </w:tc>
@@ -849,7 +1167,7 @@
           </w:tcPr>
           <w:p>
             <w:r>
-              <w:t xml:space="preserve">Opportunity - Create - Set Price Book</w:t>
+              <w:t xml:space="preserve">Opportunity Record Type Developer Name</w:t>
             </w:r>
           </w:p>
         </w:tc>
@@ -869,7 +1187,7 @@
           </w:tcPr>
           <w:p>
             <w:r>
-              <w:t xml:space="preserve">Sets the Price Book by matching against a Price Book Selector CMDT record. Currently scoped to the Spex Opportunity record type; built to scale to additional Record Types.</w:t>
+              <w:t xml:space="preserve">Safer match key than Record Type Name/Label; used by the Opportunity - Create - Set Price Book flow to find the correct CMDT record.</w:t>
             </w:r>
           </w:p>
         </w:tc>
@@ -892,7 +1210,7 @@
           </w:tcPr>
           <w:p>
             <w:r>
-              <w:t xml:space="preserve">Flow</w:t>
+              <w:t xml:space="preserve">Layout</w:t>
             </w:r>
           </w:p>
         </w:tc>
@@ -902,7 +1220,7 @@
           </w:tcPr>
           <w:p>
             <w:r>
-              <w:t xml:space="preserve">Opportunity</w:t>
+              <w:t xml:space="preserve">Price_Book_Selector__mdt</w:t>
             </w:r>
           </w:p>
         </w:tc>
@@ -912,7 +1230,7 @@
           </w:tcPr>
           <w:p>
             <w:r>
-              <w:t xml:space="preserve">TBD - confirm API name</w:t>
+              <w:t xml:space="preserve">Price_Book_Selector__mdt-Price Book Selector Layout</w:t>
             </w:r>
           </w:p>
         </w:tc>
@@ -922,7 +1240,7 @@
           </w:tcPr>
           <w:p>
             <w:r>
-              <w:t xml:space="preserve">Opportunity - Update - Won Spex Opp</w:t>
+              <w:t xml:space="preserve">Price Book Selector Layout</w:t>
             </w:r>
           </w:p>
         </w:tc>
@@ -932,7 +1250,7 @@
           </w:tcPr>
           <w:p>
             <w:r>
-              <w:t xml:space="preserve">Created</w:t>
+              <w:t xml:space="preserve">Updated</w:t>
             </w:r>
           </w:p>
         </w:tc>
@@ -942,7 +1260,7 @@
           </w:tcPr>
           <w:p>
             <w:r>
-              <w:t xml:space="preserve">Creates the Opportunity Line Item from the Product Mix's Product and matching Price Book Entry (based on Opportunity Price Book and Currency) when a Spex Opportunity is marked Closed Won. Currently scoped to the Spex Opportunity record type.</w:t>
+              <w:t xml:space="preserve">Replaced the Price Book ID field with the new Opportunity Record Type Developer Name field.</w:t>
             </w:r>
           </w:p>
         </w:tc>
@@ -965,7 +1283,7 @@
           </w:tcPr>
           <w:p>
             <w:r>
-              <w:t xml:space="preserve">Product (Data)</w:t>
+              <w:t xml:space="preserve">Custom Metadata</w:t>
             </w:r>
           </w:p>
         </w:tc>
@@ -975,7 +1293,7 @@
           </w:tcPr>
           <w:p>
             <w:r>
-              <w:t xml:space="preserve">Product2</w:t>
+              <w:t xml:space="preserve">Price_Book_Selector__mdt</w:t>
             </w:r>
           </w:p>
         </w:tc>
@@ -985,7 +1303,7 @@
           </w:tcPr>
           <w:p>
             <w:r>
-              <w:t xml:space="preserve">N/A</w:t>
+              <w:t xml:space="preserve">Price_Book_Selector.Spex_Lookup</w:t>
             </w:r>
           </w:p>
         </w:tc>
@@ -995,7 +1313,7 @@
           </w:tcPr>
           <w:p>
             <w:r>
-              <w:t xml:space="preserve">Exhibitor</w:t>
+              <w:t xml:space="preserve">Spex Lookup</w:t>
             </w:r>
           </w:p>
         </w:tc>
@@ -1005,7 +1323,7 @@
           </w:tcPr>
           <w:p>
             <w:r>
-              <w:t xml:space="preserve">Deactivated</w:t>
+              <w:t xml:space="preserve">Updated</w:t>
             </w:r>
           </w:p>
         </w:tc>
@@ -1015,7 +1333,7 @@
           </w:tcPr>
           <w:p>
             <w:r>
-              <w:t xml:space="preserve">Product marked Inactive (IsActive = false) so it can no longer be selected on Product Mix.</w:t>
+              <w:t xml:space="preserve">Added value for Opportunity_Record_Type_Developer_Name__c = New_Spex_Opportunity; removed the Price_Book_ID__c value (field deleted).</w:t>
             </w:r>
           </w:p>
         </w:tc>
@@ -1036,37 +1354,61 @@
           <w:tcPr>
             <w:tcW w:w="1468" w:type="dxa"/>
           </w:tcPr>
-          <w:p/>
+          <w:p>
+            <w:r>
+              <w:t xml:space="preserve">Flow</w:t>
+            </w:r>
+          </w:p>
         </w:tc>
         <w:tc>
           <w:tcPr>
             <w:tcW w:w="971" w:type="dxa"/>
           </w:tcPr>
-          <w:p/>
+          <w:p>
+            <w:r>
+              <w:t xml:space="preserve">Opportunity</w:t>
+            </w:r>
+          </w:p>
         </w:tc>
         <w:tc>
           <w:tcPr>
             <w:tcW w:w="1331" w:type="dxa"/>
           </w:tcPr>
-          <w:p/>
+          <w:p>
+            <w:r>
+              <w:t xml:space="preserve">Opportunity_Create_Set_Price_Book</w:t>
+            </w:r>
+          </w:p>
         </w:tc>
         <w:tc>
           <w:tcPr>
             <w:tcW w:w="956" w:type="dxa"/>
           </w:tcPr>
-          <w:p/>
+          <w:p>
+            <w:r>
+              <w:t xml:space="preserve">Opportunity - Create - Set Price Book</w:t>
+            </w:r>
+          </w:p>
         </w:tc>
         <w:tc>
           <w:tcPr>
             <w:tcW w:w="2857" w:type="dxa"/>
           </w:tcPr>
-          <w:p/>
+          <w:p>
+            <w:r>
+              <w:t xml:space="preserve">Created</w:t>
+            </w:r>
+          </w:p>
         </w:tc>
         <w:tc>
           <w:tcPr>
             <w:tcW w:w="1306" w:type="dxa"/>
           </w:tcPr>
-          <w:p/>
+          <w:p>
+            <w:r>
+              <w:t xml:space="preserve">Runs on Opportunity Create (before save). Matches Record Type Developer Name against the Price Book Selector CMDT and sets the Price Book. Currently only fires for New_Spex_Opportunity; built to scale to more Record Types.</w:t>
+            </w:r>
+          </w:p>
         </w:tc>
       </w:tr>
       <w:tr>
@@ -1085,37 +1427,61 @@
           <w:tcPr>
             <w:tcW w:w="1468" w:type="dxa"/>
           </w:tcPr>
-          <w:p/>
+          <w:p>
+            <w:r>
+              <w:t xml:space="preserve">Flow</w:t>
+            </w:r>
+          </w:p>
         </w:tc>
         <w:tc>
           <w:tcPr>
             <w:tcW w:w="971" w:type="dxa"/>
           </w:tcPr>
-          <w:p/>
+          <w:p>
+            <w:r>
+              <w:t xml:space="preserve">Opportunity</w:t>
+            </w:r>
+          </w:p>
         </w:tc>
         <w:tc>
           <w:tcPr>
             <w:tcW w:w="1331" w:type="dxa"/>
           </w:tcPr>
-          <w:p/>
+          <w:p>
+            <w:r>
+              <w:t xml:space="preserve">Opportunity_Update_Won_Spex_Opp</w:t>
+            </w:r>
+          </w:p>
         </w:tc>
         <w:tc>
           <w:tcPr>
             <w:tcW w:w="956" w:type="dxa"/>
           </w:tcPr>
-          <w:p/>
+          <w:p>
+            <w:r>
+              <w:t xml:space="preserve">Opportunity - Update - Won Spex Opp</w:t>
+            </w:r>
+          </w:p>
         </w:tc>
         <w:tc>
           <w:tcPr>
             <w:tcW w:w="2857" w:type="dxa"/>
           </w:tcPr>
-          <w:p/>
+          <w:p>
+            <w:r>
+              <w:t xml:space="preserve">Created</w:t>
+            </w:r>
+          </w:p>
         </w:tc>
         <w:tc>
           <w:tcPr>
             <w:tcW w:w="1306" w:type="dxa"/>
           </w:tcPr>
-          <w:p/>
+          <w:p>
+            <w:r>
+              <w:t xml:space="preserve">Runs on Opportunity Update (after save, only when newly meeting criteria). When a New_Spex_Opportunity is marked Closed Won, creates an Opportunity Line Item from the related Product Mix and matching Price Book Entry. Sends a fault email to tech@hansonwade.com if Line Item creation errors.</w:t>
+            </w:r>
+          </w:p>
         </w:tc>
       </w:tr>
       <w:tr>
@@ -1134,37 +1500,61 @@
           <w:tcPr>
             <w:tcW w:w="1468" w:type="dxa"/>
           </w:tcPr>
-          <w:p/>
+          <w:p>
+            <w:r>
+              <w:t xml:space="preserve">Product (Data)</w:t>
+            </w:r>
+          </w:p>
         </w:tc>
         <w:tc>
           <w:tcPr>
             <w:tcW w:w="971" w:type="dxa"/>
           </w:tcPr>
-          <w:p/>
+          <w:p>
+            <w:r>
+              <w:t xml:space="preserve">Product2</w:t>
+            </w:r>
+          </w:p>
         </w:tc>
         <w:tc>
           <w:tcPr>
             <w:tcW w:w="1331" w:type="dxa"/>
           </w:tcPr>
-          <w:p/>
+          <w:p>
+            <w:r>
+              <w:t xml:space="preserve">N/A</w:t>
+            </w:r>
+          </w:p>
         </w:tc>
         <w:tc>
           <w:tcPr>
             <w:tcW w:w="956" w:type="dxa"/>
           </w:tcPr>
-          <w:p/>
+          <w:p>
+            <w:r>
+              <w:t xml:space="preserve">Exhibitor</w:t>
+            </w:r>
+          </w:p>
         </w:tc>
         <w:tc>
           <w:tcPr>
             <w:tcW w:w="2857" w:type="dxa"/>
           </w:tcPr>
-          <w:p/>
+          <w:p>
+            <w:r>
+              <w:t xml:space="preserve">Deactivated</w:t>
+            </w:r>
+          </w:p>
         </w:tc>
         <w:tc>
           <w:tcPr>
             <w:tcW w:w="1306" w:type="dxa"/>
           </w:tcPr>
-          <w:p/>
+          <w:p>
+            <w:r>
+              <w:t xml:space="preserve">Product marked Inactive (IsActive = false) so it can no longer be selected on Product Mix.</w:t>
+            </w:r>
+          </w:p>
         </w:tc>
       </w:tr>
       <w:tr>
